--- a/optimization-quasi-newton.docx
+++ b/optimization-quasi-newton.docx
@@ -15,7 +15,7 @@
         <w:pStyle w:val="Date"/>
       </w:pPr>
       <w:r>
-        <w:t xml:space="preserve">Last modified: 2026-10-29 13:28:16 (PDT)</w:t>
+        <w:t xml:space="preserve">Last modified: 2026-10-29 14:56:31 (PDT)</w:t>
       </w:r>
     </w:p>
     <w:bookmarkStart w:id="44" w:name="sec-quasi-newton"/>

--- a/optimization-quasi-newton.docx
+++ b/optimization-quasi-newton.docx
@@ -15,7 +15,7 @@
         <w:pStyle w:val="Date"/>
       </w:pPr>
       <w:r>
-        <w:t xml:space="preserve">Last modified: 2026-10-29 14:56:31 (PDT)</w:t>
+        <w:t xml:space="preserve">Last modified: 2026-10-29 16:45:03 (PDT)</w:t>
       </w:r>
     </w:p>
     <w:bookmarkStart w:id="44" w:name="sec-quasi-newton"/>

--- a/optimization-quasi-newton.docx
+++ b/optimization-quasi-newton.docx
@@ -15,7 +15,7 @@
         <w:pStyle w:val="Date"/>
       </w:pPr>
       <w:r>
-        <w:t xml:space="preserve">Last modified: 2026-10-29 16:45:03 (PDT)</w:t>
+        <w:t xml:space="preserve">Last modified: 2026-10-29 20:01:11 (PDT)</w:t>
       </w:r>
     </w:p>
     <w:bookmarkStart w:id="44" w:name="sec-quasi-newton"/>

--- a/optimization-quasi-newton.docx
+++ b/optimization-quasi-newton.docx
@@ -15,7 +15,7 @@
         <w:pStyle w:val="Date"/>
       </w:pPr>
       <w:r>
-        <w:t xml:space="preserve">Last modified: 2026-10-29 20:01:11 (PDT)</w:t>
+        <w:t xml:space="preserve">Last modified: 2026-10-30 00:52:40 (PDT)</w:t>
       </w:r>
     </w:p>
     <w:bookmarkStart w:id="44" w:name="sec-quasi-newton"/>

--- a/optimization-quasi-newton.docx
+++ b/optimization-quasi-newton.docx
@@ -15,7 +15,7 @@
         <w:pStyle w:val="Date"/>
       </w:pPr>
       <w:r>
-        <w:t xml:space="preserve">Last modified: 2026-10-30 00:52:40 (PDT)</w:t>
+        <w:t xml:space="preserve">Last modified: 2026-10-30 02:22:19 (PDT)</w:t>
       </w:r>
     </w:p>
     <w:bookmarkStart w:id="44" w:name="sec-quasi-newton"/>

--- a/optimization-quasi-newton.docx
+++ b/optimization-quasi-newton.docx
@@ -15,7 +15,7 @@
         <w:pStyle w:val="Date"/>
       </w:pPr>
       <w:r>
-        <w:t xml:space="preserve">Last modified: 2026-10-30 02:22:19 (PDT)</w:t>
+        <w:t xml:space="preserve">Last modified: 2026-10-30 12:07:09 (PDT)</w:t>
       </w:r>
     </w:p>
     <w:bookmarkStart w:id="44" w:name="sec-quasi-newton"/>

--- a/optimization-quasi-newton.docx
+++ b/optimization-quasi-newton.docx
@@ -15,7 +15,7 @@
         <w:pStyle w:val="Date"/>
       </w:pPr>
       <w:r>
-        <w:t xml:space="preserve">Last modified: 2026-10-30 12:07:09 (PDT)</w:t>
+        <w:t xml:space="preserve">Last modified: 2026-10-30 13:54:56 (PDT)</w:t>
       </w:r>
     </w:p>
     <w:bookmarkStart w:id="44" w:name="sec-quasi-newton"/>

--- a/optimization-quasi-newton.docx
+++ b/optimization-quasi-newton.docx
@@ -15,7 +15,7 @@
         <w:pStyle w:val="Date"/>
       </w:pPr>
       <w:r>
-        <w:t xml:space="preserve">Last modified: 2026-10-30 13:54:56 (PDT)</w:t>
+        <w:t xml:space="preserve">Last modified: 2026-10-30 15:46:06 (PDT)</w:t>
       </w:r>
     </w:p>
     <w:bookmarkStart w:id="44" w:name="sec-quasi-newton"/>

--- a/optimization-quasi-newton.docx
+++ b/optimization-quasi-newton.docx
@@ -15,7 +15,7 @@
         <w:pStyle w:val="Date"/>
       </w:pPr>
       <w:r>
-        <w:t xml:space="preserve">Last modified: 2026-10-30 15:46:06 (PDT)</w:t>
+        <w:t xml:space="preserve">Last modified: 2026-10-30 17:15:43 (PDT)</w:t>
       </w:r>
     </w:p>
     <w:bookmarkStart w:id="44" w:name="sec-quasi-newton"/>

--- a/optimization-quasi-newton.docx
+++ b/optimization-quasi-newton.docx
@@ -15,7 +15,7 @@
         <w:pStyle w:val="Date"/>
       </w:pPr>
       <w:r>
-        <w:t xml:space="preserve">Last modified: 2026-10-30 17:15:43 (PDT)</w:t>
+        <w:t xml:space="preserve">Last modified: 2026-10-30 18:45:42 (PDT)</w:t>
       </w:r>
     </w:p>
     <w:bookmarkStart w:id="44" w:name="sec-quasi-newton"/>

--- a/optimization-quasi-newton.docx
+++ b/optimization-quasi-newton.docx
@@ -15,7 +15,7 @@
         <w:pStyle w:val="Date"/>
       </w:pPr>
       <w:r>
-        <w:t xml:space="preserve">Last modified: 2026-10-30 18:45:42 (PDT)</w:t>
+        <w:t xml:space="preserve">Last modified: 2026-10-30 21:18:12 (PDT)</w:t>
       </w:r>
     </w:p>
     <w:bookmarkStart w:id="44" w:name="sec-quasi-newton"/>

--- a/optimization-quasi-newton.docx
+++ b/optimization-quasi-newton.docx
@@ -15,7 +15,7 @@
         <w:pStyle w:val="Date"/>
       </w:pPr>
       <w:r>
-        <w:t xml:space="preserve">Last modified: 2026-10-30 21:18:12 (PDT)</w:t>
+        <w:t xml:space="preserve">Last modified: 2026-10-31 00:08:50 (PDT)</w:t>
       </w:r>
     </w:p>
     <w:bookmarkStart w:id="44" w:name="sec-quasi-newton"/>

--- a/optimization-quasi-newton.docx
+++ b/optimization-quasi-newton.docx
@@ -15,7 +15,7 @@
         <w:pStyle w:val="Date"/>
       </w:pPr>
       <w:r>
-        <w:t xml:space="preserve">Last modified: 2026-10-31 00:08:50 (PDT)</w:t>
+        <w:t xml:space="preserve">Last modified: 2026-10-31 06:43:52 (PDT)</w:t>
       </w:r>
     </w:p>
     <w:bookmarkStart w:id="44" w:name="sec-quasi-newton"/>
